--- a/docs/lista_louvores/Textos_Louvores/ALTO PREÇO.docx
+++ b/docs/lista_louvores/Textos_Louvores/ALTO PREÇO.docx
@@ -4,340 +4,437 @@
   <w:body>
     <w:p>
       <w:pPr>
-        <w:numPr>
-          <w:ilvl w:val="0"/>
-          <w:numId w:val="1"/>
-        </w:numPr>
-        <w:spacing w:before="120" w:after="120" w:line="240" w:lineRule="auto"/>
-        <w:ind w:left="360"/>
-        <w:rPr>
-          <w:rFonts w:ascii="Times New Roman" w:hAnsi="Times New Roman" w:cs="Times New Roman"/>
-          <w:bCs/>
-          <w:color w:val="000000"/>
-        </w:rPr>
-      </w:pPr>
-      <w:r>
-        <w:rPr>
-          <w:rFonts w:ascii="Times New Roman" w:hAnsi="Times New Roman" w:cs="Times New Roman"/>
-          <w:color w:val="000000"/>
-          <w:sz w:val="28"/>
-          <w:szCs w:val="28"/>
-        </w:rPr>
-        <w:t>Alto Preço</w:t>
+        <w:pStyle w:val="Ttulo1"/>
+      </w:pPr>
+      <w:r>
+        <w:t>ALTO PREÇO</w:t>
       </w:r>
     </w:p>
     <w:p>
       <w:pPr>
-        <w:pStyle w:val="PargrafodaLista"/>
-        <w:numPr>
-          <w:ilvl w:val="0"/>
-          <w:numId w:val="1"/>
-        </w:numPr>
-        <w:spacing w:before="120" w:after="120"/>
-        <w:ind w:left="805" w:hanging="357"/>
-        <w:contextualSpacing w:val="0"/>
-        <w:jc w:val="left"/>
-      </w:pPr>
-      <w:r>
-        <w:rPr>
-          <w:rFonts w:eastAsia="Arial"/>
-          <w:color w:val="000000" w:themeColor="text1"/>
+        <w:spacing w:after="120" w:line="240" w:lineRule="auto"/>
+        <w:rPr>
+          <w:rFonts w:ascii="Times New Roman" w:hAnsi="Times New Roman" w:cs="Times New Roman"/>
+          <w:sz w:val="24"/>
+          <w:szCs w:val="24"/>
+        </w:rPr>
+      </w:pPr>
+      <w:r>
+        <w:rPr>
+          <w:rFonts w:ascii="Times New Roman" w:hAnsi="Times New Roman" w:cs="Times New Roman"/>
+          <w:sz w:val="24"/>
+          <w:szCs w:val="24"/>
         </w:rPr>
         <w:t>Eu sei que foi pago um alto preço</w:t>
       </w:r>
       <w:r>
-        <w:br/>
-      </w:r>
-      <w:r>
-        <w:rPr>
-          <w:rFonts w:eastAsia="Arial"/>
-          <w:color w:val="000000" w:themeColor="text1"/>
+        <w:rPr>
+          <w:rFonts w:ascii="Times New Roman" w:hAnsi="Times New Roman" w:cs="Times New Roman"/>
+          <w:sz w:val="24"/>
+          <w:szCs w:val="24"/>
+        </w:rPr>
+        <w:br/>
+      </w:r>
+      <w:r>
+        <w:rPr>
+          <w:rFonts w:ascii="Times New Roman" w:hAnsi="Times New Roman" w:cs="Times New Roman"/>
+          <w:sz w:val="24"/>
+          <w:szCs w:val="24"/>
         </w:rPr>
         <w:t xml:space="preserve">Para que contigo eu fosse um, </w:t>
       </w:r>
       <w:r>
-        <w:br/>
-      </w:r>
-      <w:r>
-        <w:rPr>
-          <w:rFonts w:eastAsia="Arial"/>
-          <w:color w:val="000000" w:themeColor="text1"/>
+        <w:rPr>
+          <w:rFonts w:ascii="Times New Roman" w:hAnsi="Times New Roman" w:cs="Times New Roman"/>
+          <w:sz w:val="24"/>
+          <w:szCs w:val="24"/>
+        </w:rPr>
+        <w:br/>
+      </w:r>
+      <w:r>
+        <w:rPr>
+          <w:rFonts w:ascii="Times New Roman" w:hAnsi="Times New Roman" w:cs="Times New Roman"/>
+          <w:sz w:val="24"/>
+          <w:szCs w:val="24"/>
         </w:rPr>
         <w:t>Meu irmão</w:t>
       </w:r>
     </w:p>
     <w:p>
       <w:pPr>
-        <w:pStyle w:val="PargrafodaLista"/>
-        <w:numPr>
-          <w:ilvl w:val="0"/>
-          <w:numId w:val="1"/>
-        </w:numPr>
-        <w:spacing w:before="120" w:after="120"/>
-        <w:ind w:left="805" w:hanging="357"/>
-        <w:contextualSpacing w:val="0"/>
-        <w:jc w:val="left"/>
-        <w:rPr>
-          <w:rFonts w:eastAsia="Arial"/>
-          <w:color w:val="000000" w:themeColor="text1"/>
-        </w:rPr>
-      </w:pPr>
-      <w:r>
-        <w:rPr>
-          <w:rFonts w:eastAsia="Arial"/>
-          <w:color w:val="000000" w:themeColor="text1"/>
+        <w:spacing w:after="120" w:line="240" w:lineRule="auto"/>
+        <w:rPr>
+          <w:rFonts w:ascii="Times New Roman" w:hAnsi="Times New Roman" w:cs="Times New Roman"/>
+          <w:sz w:val="24"/>
+          <w:szCs w:val="24"/>
+        </w:rPr>
+      </w:pPr>
+      <w:r>
+        <w:rPr>
+          <w:rFonts w:ascii="Times New Roman" w:hAnsi="Times New Roman" w:cs="Times New Roman"/>
+          <w:sz w:val="24"/>
+          <w:szCs w:val="24"/>
         </w:rPr>
         <w:t>Quando Jesus derramou sua vida</w:t>
       </w:r>
       <w:r>
-        <w:br/>
-      </w:r>
-      <w:r>
-        <w:rPr>
-          <w:rFonts w:eastAsia="Arial"/>
-          <w:color w:val="000000" w:themeColor="text1"/>
+        <w:rPr>
+          <w:rFonts w:ascii="Times New Roman" w:hAnsi="Times New Roman" w:cs="Times New Roman"/>
+          <w:sz w:val="24"/>
+          <w:szCs w:val="24"/>
+        </w:rPr>
+        <w:br/>
+      </w:r>
+      <w:r>
+        <w:rPr>
+          <w:rFonts w:ascii="Times New Roman" w:hAnsi="Times New Roman" w:cs="Times New Roman"/>
+          <w:sz w:val="24"/>
+          <w:szCs w:val="24"/>
         </w:rPr>
         <w:t>Ele pensava em ti, Ele pensava em mim,</w:t>
       </w:r>
       <w:r>
-        <w:br/>
-      </w:r>
-      <w:r>
-        <w:rPr>
-          <w:rFonts w:eastAsia="Arial"/>
-          <w:color w:val="000000" w:themeColor="text1"/>
+        <w:rPr>
+          <w:rFonts w:ascii="Times New Roman" w:hAnsi="Times New Roman" w:cs="Times New Roman"/>
+          <w:sz w:val="24"/>
+          <w:szCs w:val="24"/>
+        </w:rPr>
+        <w:br/>
+      </w:r>
+      <w:r>
+        <w:rPr>
+          <w:rFonts w:ascii="Times New Roman" w:hAnsi="Times New Roman" w:cs="Times New Roman"/>
+          <w:sz w:val="24"/>
+          <w:szCs w:val="24"/>
         </w:rPr>
         <w:t>Pensava em nós</w:t>
       </w:r>
     </w:p>
     <w:p>
       <w:pPr>
-        <w:pStyle w:val="PargrafodaLista"/>
-        <w:numPr>
-          <w:ilvl w:val="0"/>
-          <w:numId w:val="1"/>
-        </w:numPr>
-        <w:spacing w:before="120" w:after="120"/>
-        <w:ind w:left="805" w:hanging="357"/>
-        <w:contextualSpacing w:val="0"/>
-        <w:jc w:val="left"/>
-        <w:rPr>
-          <w:rFonts w:eastAsia="Arial"/>
-          <w:color w:val="000000" w:themeColor="text1"/>
-        </w:rPr>
-      </w:pPr>
-      <w:r>
-        <w:rPr>
-          <w:rFonts w:eastAsia="Arial"/>
-          <w:color w:val="000000" w:themeColor="text1"/>
+        <w:spacing w:after="120" w:line="240" w:lineRule="auto"/>
+        <w:rPr>
+          <w:rFonts w:ascii="Times New Roman" w:hAnsi="Times New Roman" w:cs="Times New Roman"/>
+          <w:sz w:val="24"/>
+          <w:szCs w:val="24"/>
+        </w:rPr>
+      </w:pPr>
+      <w:r>
+        <w:rPr>
+          <w:rFonts w:ascii="Times New Roman" w:hAnsi="Times New Roman" w:cs="Times New Roman"/>
+          <w:sz w:val="24"/>
+          <w:szCs w:val="24"/>
         </w:rPr>
         <w:t xml:space="preserve">E nos via redimidos por Seu sangue </w:t>
       </w:r>
       <w:r>
-        <w:br/>
-      </w:r>
-      <w:r>
-        <w:rPr>
-          <w:rFonts w:eastAsia="Arial"/>
-          <w:color w:val="000000" w:themeColor="text1"/>
+        <w:rPr>
+          <w:rFonts w:ascii="Times New Roman" w:hAnsi="Times New Roman" w:cs="Times New Roman"/>
+          <w:sz w:val="24"/>
+          <w:szCs w:val="24"/>
+        </w:rPr>
+        <w:br/>
+      </w:r>
+      <w:r>
+        <w:rPr>
+          <w:rFonts w:ascii="Times New Roman" w:hAnsi="Times New Roman" w:cs="Times New Roman"/>
+          <w:sz w:val="24"/>
+          <w:szCs w:val="24"/>
         </w:rPr>
         <w:t>Lutando o bom combate do Senhor</w:t>
       </w:r>
       <w:r>
-        <w:br/>
-      </w:r>
-      <w:r>
-        <w:rPr>
-          <w:rFonts w:eastAsia="Arial"/>
-          <w:color w:val="000000" w:themeColor="text1"/>
+        <w:rPr>
+          <w:rFonts w:ascii="Times New Roman" w:hAnsi="Times New Roman" w:cs="Times New Roman"/>
+          <w:sz w:val="24"/>
+          <w:szCs w:val="24"/>
+        </w:rPr>
+        <w:br/>
+      </w:r>
+      <w:r>
+        <w:rPr>
+          <w:rFonts w:ascii="Times New Roman" w:hAnsi="Times New Roman" w:cs="Times New Roman"/>
+          <w:sz w:val="24"/>
+          <w:szCs w:val="24"/>
         </w:rPr>
         <w:t>Lado a lado trabalhando,</w:t>
       </w:r>
       <w:r>
-        <w:br/>
-      </w:r>
-      <w:r>
-        <w:rPr>
-          <w:rFonts w:eastAsia="Arial"/>
-          <w:color w:val="000000" w:themeColor="text1"/>
+        <w:rPr>
+          <w:rFonts w:ascii="Times New Roman" w:hAnsi="Times New Roman" w:cs="Times New Roman"/>
+          <w:sz w:val="24"/>
+          <w:szCs w:val="24"/>
+        </w:rPr>
+        <w:br/>
+      </w:r>
+      <w:r>
+        <w:rPr>
+          <w:rFonts w:ascii="Times New Roman" w:hAnsi="Times New Roman" w:cs="Times New Roman"/>
+          <w:sz w:val="24"/>
+          <w:szCs w:val="24"/>
         </w:rPr>
         <w:t>Sua igreja edificando</w:t>
       </w:r>
       <w:r>
-        <w:br/>
-      </w:r>
-      <w:r>
-        <w:rPr>
-          <w:rFonts w:eastAsia="Arial"/>
-          <w:color w:val="000000" w:themeColor="text1"/>
+        <w:rPr>
+          <w:rFonts w:ascii="Times New Roman" w:hAnsi="Times New Roman" w:cs="Times New Roman"/>
+          <w:sz w:val="24"/>
+          <w:szCs w:val="24"/>
+        </w:rPr>
+        <w:br/>
+      </w:r>
+      <w:r>
+        <w:rPr>
+          <w:rFonts w:ascii="Times New Roman" w:hAnsi="Times New Roman" w:cs="Times New Roman"/>
+          <w:sz w:val="24"/>
+          <w:szCs w:val="24"/>
         </w:rPr>
         <w:t>E rompendo as barreiras pelo amor</w:t>
       </w:r>
     </w:p>
     <w:p>
       <w:pPr>
-        <w:pStyle w:val="PargrafodaLista"/>
-        <w:numPr>
-          <w:ilvl w:val="0"/>
-          <w:numId w:val="1"/>
-        </w:numPr>
-        <w:spacing w:before="120" w:after="120"/>
-        <w:ind w:left="805" w:hanging="357"/>
-        <w:contextualSpacing w:val="0"/>
-        <w:jc w:val="left"/>
-        <w:rPr>
-          <w:rFonts w:eastAsia="Arial"/>
-          <w:color w:val="000000" w:themeColor="text1"/>
-        </w:rPr>
-      </w:pPr>
-      <w:r>
-        <w:rPr>
-          <w:rFonts w:eastAsia="Arial"/>
-          <w:b/>
-          <w:bCs/>
-          <w:color w:val="000000" w:themeColor="text1"/>
+        <w:spacing w:after="120" w:line="240" w:lineRule="auto"/>
+        <w:rPr>
+          <w:rFonts w:ascii="Times New Roman" w:hAnsi="Times New Roman" w:cs="Times New Roman"/>
+          <w:b/>
+          <w:bCs/>
+          <w:i/>
+          <w:iCs/>
+          <w:sz w:val="24"/>
+          <w:szCs w:val="24"/>
+        </w:rPr>
+      </w:pPr>
+      <w:r>
+        <w:rPr>
+          <w:rFonts w:ascii="Times New Roman" w:hAnsi="Times New Roman" w:cs="Times New Roman"/>
+          <w:b/>
+          <w:bCs/>
+          <w:i/>
+          <w:iCs/>
+          <w:sz w:val="24"/>
+          <w:szCs w:val="24"/>
         </w:rPr>
         <w:t>E na força do Espírito Santo</w:t>
       </w:r>
       <w:r>
-        <w:br/>
-      </w:r>
-      <w:r>
-        <w:rPr>
-          <w:rFonts w:eastAsia="Arial"/>
-          <w:b/>
-          <w:bCs/>
-          <w:color w:val="000000" w:themeColor="text1"/>
+        <w:rPr>
+          <w:rFonts w:ascii="Times New Roman" w:hAnsi="Times New Roman" w:cs="Times New Roman"/>
+          <w:b/>
+          <w:bCs/>
+          <w:i/>
+          <w:iCs/>
+          <w:sz w:val="24"/>
+          <w:szCs w:val="24"/>
+        </w:rPr>
+        <w:br/>
+      </w:r>
+      <w:r>
+        <w:rPr>
+          <w:rFonts w:ascii="Times New Roman" w:hAnsi="Times New Roman" w:cs="Times New Roman"/>
+          <w:b/>
+          <w:bCs/>
+          <w:i/>
+          <w:iCs/>
+          <w:sz w:val="24"/>
+          <w:szCs w:val="24"/>
         </w:rPr>
         <w:t>nós proclamamos aqui</w:t>
       </w:r>
       <w:r>
-        <w:br/>
-      </w:r>
-      <w:r>
-        <w:rPr>
-          <w:rFonts w:eastAsia="Arial"/>
-          <w:b/>
-          <w:bCs/>
-          <w:color w:val="000000" w:themeColor="text1"/>
+        <w:rPr>
+          <w:rFonts w:ascii="Times New Roman" w:hAnsi="Times New Roman" w:cs="Times New Roman"/>
+          <w:b/>
+          <w:bCs/>
+          <w:i/>
+          <w:iCs/>
+          <w:sz w:val="24"/>
+          <w:szCs w:val="24"/>
+        </w:rPr>
+        <w:br/>
+      </w:r>
+      <w:r>
+        <w:rPr>
+          <w:rFonts w:ascii="Times New Roman" w:hAnsi="Times New Roman" w:cs="Times New Roman"/>
+          <w:b/>
+          <w:bCs/>
+          <w:i/>
+          <w:iCs/>
+          <w:sz w:val="24"/>
+          <w:szCs w:val="24"/>
         </w:rPr>
         <w:t xml:space="preserve">Que pagaremos o preço de sermos </w:t>
       </w:r>
       <w:r>
-        <w:br/>
-      </w:r>
-      <w:r>
-        <w:rPr>
-          <w:rFonts w:eastAsia="Arial"/>
-          <w:b/>
-          <w:bCs/>
-          <w:color w:val="000000" w:themeColor="text1"/>
+        <w:rPr>
+          <w:rFonts w:ascii="Times New Roman" w:hAnsi="Times New Roman" w:cs="Times New Roman"/>
+          <w:b/>
+          <w:bCs/>
+          <w:i/>
+          <w:iCs/>
+          <w:sz w:val="24"/>
+          <w:szCs w:val="24"/>
+        </w:rPr>
+        <w:br/>
+      </w:r>
+      <w:r>
+        <w:rPr>
+          <w:rFonts w:ascii="Times New Roman" w:hAnsi="Times New Roman" w:cs="Times New Roman"/>
+          <w:b/>
+          <w:bCs/>
+          <w:i/>
+          <w:iCs/>
+          <w:sz w:val="24"/>
+          <w:szCs w:val="24"/>
         </w:rPr>
         <w:t>um só coração no Senhor</w:t>
       </w:r>
       <w:r>
-        <w:br/>
-      </w:r>
-      <w:r>
-        <w:rPr>
-          <w:rFonts w:eastAsia="Arial"/>
-          <w:b/>
-          <w:bCs/>
-          <w:color w:val="000000" w:themeColor="text1"/>
-        </w:rPr>
-        <w:t>E por mais que as trevas militem</w:t>
-      </w:r>
-      <w:r>
-        <w:br/>
-      </w:r>
-      <w:r>
-        <w:rPr>
-          <w:rFonts w:eastAsia="Arial"/>
-          <w:b/>
-          <w:bCs/>
-          <w:color w:val="000000" w:themeColor="text1"/>
-        </w:rPr>
-        <w:t>e nos tentem separar</w:t>
-      </w:r>
-      <w:r>
-        <w:br/>
-      </w:r>
-      <w:r>
-        <w:rPr>
-          <w:rFonts w:eastAsia="Arial"/>
-          <w:b/>
-          <w:bCs/>
-          <w:color w:val="000000" w:themeColor="text1"/>
-        </w:rPr>
-        <w:t>Com os nossos olhos em Cristo Jesus, unidos iremos andar</w:t>
+        <w:rPr>
+          <w:rFonts w:ascii="Times New Roman" w:hAnsi="Times New Roman" w:cs="Times New Roman"/>
+          <w:b/>
+          <w:bCs/>
+          <w:i/>
+          <w:iCs/>
+          <w:sz w:val="24"/>
+          <w:szCs w:val="24"/>
+        </w:rPr>
+        <w:br/>
       </w:r>
     </w:p>
     <w:p>
       <w:pPr>
-        <w:pStyle w:val="PargrafodaLista"/>
-        <w:numPr>
-          <w:ilvl w:val="0"/>
-          <w:numId w:val="1"/>
-        </w:numPr>
-        <w:spacing w:before="120" w:after="120"/>
-        <w:ind w:left="805" w:hanging="357"/>
-        <w:contextualSpacing w:val="0"/>
-        <w:jc w:val="left"/>
-        <w:rPr>
-          <w:rFonts w:eastAsia="Arial"/>
-          <w:color w:val="000000" w:themeColor="text1"/>
-        </w:rPr>
-      </w:pPr>
-      <w:r>
-        <w:rPr>
-          <w:rFonts w:eastAsia="Arial"/>
-          <w:b/>
-          <w:bCs/>
-          <w:color w:val="000000" w:themeColor="text1"/>
-        </w:rPr>
-        <w:t>[Refrão]</w:t>
+        <w:spacing w:after="120" w:line="240" w:lineRule="auto"/>
+        <w:rPr>
+          <w:rFonts w:ascii="Times New Roman" w:hAnsi="Times New Roman" w:cs="Times New Roman"/>
+          <w:b/>
+          <w:bCs/>
+          <w:i/>
+          <w:iCs/>
+          <w:sz w:val="24"/>
+          <w:szCs w:val="24"/>
+        </w:rPr>
+      </w:pPr>
+      <w:r>
+        <w:rPr>
+          <w:rFonts w:ascii="Times New Roman" w:hAnsi="Times New Roman" w:cs="Times New Roman"/>
+          <w:b/>
+          <w:bCs/>
+          <w:i/>
+          <w:iCs/>
+          <w:sz w:val="24"/>
+          <w:szCs w:val="24"/>
+        </w:rPr>
+        <w:t>E por mais que as trevas militem</w:t>
+      </w:r>
+      <w:r>
+        <w:rPr>
+          <w:rFonts w:ascii="Times New Roman" w:hAnsi="Times New Roman" w:cs="Times New Roman"/>
+          <w:b/>
+          <w:bCs/>
+          <w:i/>
+          <w:iCs/>
+          <w:sz w:val="24"/>
+          <w:szCs w:val="24"/>
+        </w:rPr>
+        <w:br/>
+      </w:r>
+      <w:r>
+        <w:rPr>
+          <w:rFonts w:ascii="Times New Roman" w:hAnsi="Times New Roman" w:cs="Times New Roman"/>
+          <w:b/>
+          <w:bCs/>
+          <w:i/>
+          <w:iCs/>
+          <w:sz w:val="24"/>
+          <w:szCs w:val="24"/>
+        </w:rPr>
+        <w:t>e nos tentem separar</w:t>
+      </w:r>
+      <w:r>
+        <w:rPr>
+          <w:rFonts w:ascii="Times New Roman" w:hAnsi="Times New Roman" w:cs="Times New Roman"/>
+          <w:b/>
+          <w:bCs/>
+          <w:i/>
+          <w:iCs/>
+          <w:sz w:val="24"/>
+          <w:szCs w:val="24"/>
+        </w:rPr>
+        <w:br/>
+      </w:r>
+      <w:r>
+        <w:rPr>
+          <w:rFonts w:ascii="Times New Roman" w:hAnsi="Times New Roman" w:cs="Times New Roman"/>
+          <w:b/>
+          <w:bCs/>
+          <w:i/>
+          <w:iCs/>
+          <w:sz w:val="24"/>
+          <w:szCs w:val="24"/>
+        </w:rPr>
+        <w:t>Com os nossos olhos em Cristo Jesus, unidos iremos andar</w:t>
       </w:r>
     </w:p>
     <w:p>
       <w:pPr>
-        <w:pStyle w:val="PargrafodaLista"/>
-        <w:numPr>
-          <w:ilvl w:val="0"/>
-          <w:numId w:val="1"/>
-        </w:numPr>
-        <w:spacing w:before="120" w:after="120"/>
-        <w:ind w:left="805" w:hanging="357"/>
-        <w:contextualSpacing w:val="0"/>
-        <w:jc w:val="left"/>
-        <w:rPr>
-          <w:rFonts w:eastAsia="Arial"/>
-          <w:color w:val="000000" w:themeColor="text1"/>
-        </w:rPr>
-      </w:pPr>
-      <w:r>
-        <w:rPr>
-          <w:rFonts w:eastAsia="Arial"/>
-          <w:color w:val="000000" w:themeColor="text1"/>
-        </w:rPr>
-        <w:t>Unidos iremos andar</w:t>
-      </w:r>
-      <w:r>
-        <w:br/>
-      </w:r>
-      <w:r>
-        <w:rPr>
-          <w:rFonts w:eastAsia="Arial"/>
-          <w:color w:val="000000" w:themeColor="text1"/>
-        </w:rPr>
-        <w:t>Unidos iremos andar!</w:t>
+        <w:spacing w:after="120" w:line="240" w:lineRule="auto"/>
+        <w:rPr>
+          <w:rFonts w:ascii="Times New Roman" w:hAnsi="Times New Roman" w:cs="Times New Roman"/>
+          <w:b/>
+          <w:bCs/>
+          <w:i/>
+          <w:iCs/>
+          <w:sz w:val="24"/>
+          <w:szCs w:val="24"/>
+        </w:rPr>
+      </w:pPr>
+      <w:r>
+        <w:rPr>
+          <w:rFonts w:ascii="Times New Roman" w:hAnsi="Times New Roman" w:cs="Times New Roman"/>
+          <w:b/>
+          <w:bCs/>
+          <w:i/>
+          <w:iCs/>
+          <w:sz w:val="24"/>
+          <w:szCs w:val="24"/>
+        </w:rPr>
+        <w:t>[REFRÃO]</w:t>
       </w:r>
     </w:p>
     <w:p>
       <w:pPr>
-        <w:rPr>
-          <w:rFonts w:ascii="Times New Roman" w:hAnsi="Times New Roman" w:cs="Times New Roman"/>
-        </w:rPr>
-      </w:pPr>
+        <w:spacing w:after="120" w:line="240" w:lineRule="auto"/>
+        <w:rPr>
+          <w:rFonts w:ascii="Times New Roman" w:hAnsi="Times New Roman" w:cs="Times New Roman"/>
+          <w:sz w:val="24"/>
+          <w:szCs w:val="24"/>
+        </w:rPr>
+      </w:pPr>
+      <w:r>
+        <w:rPr>
+          <w:rFonts w:ascii="Times New Roman" w:hAnsi="Times New Roman" w:cs="Times New Roman"/>
+          <w:sz w:val="24"/>
+          <w:szCs w:val="24"/>
+        </w:rPr>
+        <w:t>Unidos iremos andar</w:t>
+      </w:r>
+      <w:r>
+        <w:rPr>
+          <w:rFonts w:ascii="Times New Roman" w:hAnsi="Times New Roman" w:cs="Times New Roman"/>
+          <w:sz w:val="24"/>
+          <w:szCs w:val="24"/>
+        </w:rPr>
+        <w:br/>
+      </w:r>
+      <w:r>
+        <w:rPr>
+          <w:rFonts w:ascii="Times New Roman" w:hAnsi="Times New Roman" w:cs="Times New Roman"/>
+          <w:sz w:val="24"/>
+          <w:szCs w:val="24"/>
+        </w:rPr>
+        <w:t>Unidos iremos andar!</w:t>
+      </w:r>
     </w:p>
     <w:sectPr>
       <w:pgSz w:w="11906" w:h="16838"/>
@@ -869,6 +966,27 @@
     <w:name w:val="Normal"/>
     <w:qFormat/>
   </w:style>
+  <w:style w:type="paragraph" w:styleId="Ttulo1">
+    <w:name w:val="heading 1"/>
+    <w:basedOn w:val="Normal"/>
+    <w:next w:val="Normal"/>
+    <w:link w:val="Ttulo1Char"/>
+    <w:uiPriority w:val="9"/>
+    <w:qFormat/>
+    <w:rsid w:val="00DA521B"/>
+    <w:pPr>
+      <w:keepNext/>
+      <w:keepLines/>
+      <w:spacing w:before="240" w:after="0"/>
+      <w:outlineLvl w:val="0"/>
+    </w:pPr>
+    <w:rPr>
+      <w:rFonts w:asciiTheme="majorHAnsi" w:eastAsiaTheme="majorEastAsia" w:hAnsiTheme="majorHAnsi" w:cstheme="majorBidi"/>
+      <w:color w:val="2F5496" w:themeColor="accent1" w:themeShade="BF"/>
+      <w:sz w:val="32"/>
+      <w:szCs w:val="32"/>
+    </w:rPr>
+  </w:style>
   <w:style w:type="character" w:default="1" w:styleId="Fontepargpadro">
     <w:name w:val="Default Paragraph Font"/>
     <w:uiPriority w:val="1"/>
@@ -916,6 +1034,19 @@
       <w:sz w:val="24"/>
       <w:szCs w:val="24"/>
       <w:lang w:eastAsia="pt-BR" w:bidi="he-IL"/>
+    </w:rPr>
+  </w:style>
+  <w:style w:type="character" w:customStyle="1" w:styleId="Ttulo1Char">
+    <w:name w:val="Título 1 Char"/>
+    <w:basedOn w:val="Fontepargpadro"/>
+    <w:link w:val="Ttulo1"/>
+    <w:uiPriority w:val="9"/>
+    <w:rsid w:val="00DA521B"/>
+    <w:rPr>
+      <w:rFonts w:asciiTheme="majorHAnsi" w:eastAsiaTheme="majorEastAsia" w:hAnsiTheme="majorHAnsi" w:cstheme="majorBidi"/>
+      <w:color w:val="2F5496" w:themeColor="accent1" w:themeShade="BF"/>
+      <w:sz w:val="32"/>
+      <w:szCs w:val="32"/>
     </w:rPr>
   </w:style>
 </w:styles>
